--- a/assets/PlantillaUnoColumnasEng.docx
+++ b/assets/PlantillaUnoColumnasEng.docx
@@ -342,23 +342,7 @@
           <w:bCs/>
           <w:lang w:val="es-ES"/>
         </w:rPr>
-        <w:t>{idioma} – {nivel}</w:t>
-      </w:r>
-      <w:r>
-        <w:rPr>
-          <w:b/>
-          <w:bCs/>
-          <w:lang w:val="es-ES"/>
-        </w:rPr>
-        <w:t xml:space="preserve"> </w:t>
-      </w:r>
-      <w:r>
-        <w:rPr>
-          <w:b/>
-          <w:bCs/>
-          <w:lang w:val="es-ES"/>
-        </w:rPr>
-        <w:t>{/EtId}</w:t>
+        <w:t>{idioma} {/EtId}</w:t>
       </w:r>
     </w:p>
     <w:p>

--- a/assets/PlantillaUnoColumnasEng.docx
+++ b/assets/PlantillaUnoColumnasEng.docx
@@ -76,12 +76,21 @@
           </wp:anchor>
         </w:drawing>
       </w:r>
+      <w:proofErr w:type="spellStart"/>
       <w:r>
         <w:rPr>
           <w:color w:val="45B0E1" w:themeColor="accent1" w:themeTint="99"/>
           <w:lang w:val="es-ES"/>
         </w:rPr>
-        <w:t>Curriculum Vitae</w:t>
+        <w:t>Curriculum</w:t>
+      </w:r>
+      <w:proofErr w:type="spellEnd"/>
+      <w:r>
+        <w:rPr>
+          <w:color w:val="45B0E1" w:themeColor="accent1" w:themeTint="99"/>
+          <w:lang w:val="es-ES"/>
+        </w:rPr>
+        <w:t xml:space="preserve"> Vitae</w:t>
       </w:r>
     </w:p>
     <w:p>
@@ -98,11 +107,19 @@
           <w:lang w:val="es-ES"/>
         </w:rPr>
       </w:pPr>
-      <w:r>
-        <w:rPr>
-          <w:lang w:val="es-ES"/>
-        </w:rPr>
-        <w:t>Curriculum Vitae</w:t>
+      <w:proofErr w:type="spellStart"/>
+      <w:r>
+        <w:rPr>
+          <w:lang w:val="es-ES"/>
+        </w:rPr>
+        <w:t>Curriculum</w:t>
+      </w:r>
+      <w:proofErr w:type="spellEnd"/>
+      <w:r>
+        <w:rPr>
+          <w:lang w:val="es-ES"/>
+        </w:rPr>
+        <w:t xml:space="preserve"> Vitae</w:t>
       </w:r>
     </w:p>
     <w:p>
@@ -161,9 +178,27 @@
           <w:lang w:val="es-ES"/>
         </w:rPr>
       </w:pPr>
-      <w:r>
-        <w:t>Surname and first name</w:t>
-      </w:r>
+      <w:proofErr w:type="spellStart"/>
+      <w:r>
+        <w:t>Surname</w:t>
+      </w:r>
+      <w:proofErr w:type="spellEnd"/>
+      <w:r>
+        <w:t xml:space="preserve"> and </w:t>
+      </w:r>
+      <w:proofErr w:type="spellStart"/>
+      <w:r>
+        <w:t>first</w:t>
+      </w:r>
+      <w:proofErr w:type="spellEnd"/>
+      <w:r>
+        <w:t xml:space="preserve"> </w:t>
+      </w:r>
+      <w:proofErr w:type="spellStart"/>
+      <w:r>
+        <w:t>name</w:t>
+      </w:r>
+      <w:proofErr w:type="spellEnd"/>
       <w:r>
         <w:t>:</w:t>
       </w:r>
@@ -178,6 +213,7 @@
         </w:rPr>
         <w:t>{</w:t>
       </w:r>
+      <w:proofErr w:type="spellStart"/>
       <w:r>
         <w:rPr>
           <w:b/>
@@ -194,6 +230,7 @@
         </w:rPr>
         <w:t>tNom</w:t>
       </w:r>
+      <w:proofErr w:type="spellEnd"/>
       <w:r>
         <w:rPr>
           <w:b/>
@@ -211,18 +248,68 @@
           <w:lang w:val="es-ES"/>
         </w:rPr>
       </w:pPr>
-      <w:r>
-        <w:rPr>
-          <w:lang w:val="es-ES"/>
-        </w:rPr>
-        <w:t>Years of professional experience:</w:t>
-      </w:r>
+      <w:proofErr w:type="spellStart"/>
+      <w:r>
+        <w:rPr>
+          <w:lang w:val="es-ES"/>
+        </w:rPr>
+        <w:t>Years</w:t>
+      </w:r>
+      <w:proofErr w:type="spellEnd"/>
       <w:r>
         <w:rPr>
           <w:lang w:val="es-ES"/>
         </w:rPr>
         <w:t xml:space="preserve"> </w:t>
       </w:r>
+      <w:proofErr w:type="spellStart"/>
+      <w:r>
+        <w:rPr>
+          <w:lang w:val="es-ES"/>
+        </w:rPr>
+        <w:t>of</w:t>
+      </w:r>
+      <w:proofErr w:type="spellEnd"/>
+      <w:r>
+        <w:rPr>
+          <w:lang w:val="es-ES"/>
+        </w:rPr>
+        <w:t xml:space="preserve"> </w:t>
+      </w:r>
+      <w:proofErr w:type="spellStart"/>
+      <w:r>
+        <w:rPr>
+          <w:lang w:val="es-ES"/>
+        </w:rPr>
+        <w:t>professional</w:t>
+      </w:r>
+      <w:proofErr w:type="spellEnd"/>
+      <w:r>
+        <w:rPr>
+          <w:lang w:val="es-ES"/>
+        </w:rPr>
+        <w:t xml:space="preserve"> </w:t>
+      </w:r>
+      <w:proofErr w:type="spellStart"/>
+      <w:r>
+        <w:rPr>
+          <w:lang w:val="es-ES"/>
+        </w:rPr>
+        <w:t>experience</w:t>
+      </w:r>
+      <w:proofErr w:type="spellEnd"/>
+      <w:r>
+        <w:rPr>
+          <w:lang w:val="es-ES"/>
+        </w:rPr>
+        <w:t>:</w:t>
+      </w:r>
+      <w:r>
+        <w:rPr>
+          <w:lang w:val="es-ES"/>
+        </w:rPr>
+        <w:t xml:space="preserve"> </w:t>
+      </w:r>
       <w:r>
         <w:rPr>
           <w:b/>
@@ -231,6 +318,7 @@
         </w:rPr>
         <w:t>{</w:t>
       </w:r>
+      <w:proofErr w:type="spellStart"/>
       <w:r>
         <w:rPr>
           <w:b/>
@@ -238,6 +326,7 @@
         </w:rPr>
         <w:t>EtTiempoExp</w:t>
       </w:r>
+      <w:proofErr w:type="spellEnd"/>
       <w:r>
         <w:rPr>
           <w:b/>
@@ -255,9 +344,11 @@
           <w:lang w:val="es-ES"/>
         </w:rPr>
       </w:pPr>
+      <w:proofErr w:type="spellStart"/>
       <w:r>
         <w:t>Nationality</w:t>
       </w:r>
+      <w:proofErr w:type="spellEnd"/>
       <w:r>
         <w:t>:</w:t>
       </w:r>
@@ -275,6 +366,7 @@
         </w:rPr>
         <w:t>{</w:t>
       </w:r>
+      <w:proofErr w:type="spellStart"/>
       <w:r>
         <w:rPr>
           <w:b/>
@@ -283,6 +375,7 @@
         </w:rPr>
         <w:t>EtNa</w:t>
       </w:r>
+      <w:proofErr w:type="spellEnd"/>
       <w:r>
         <w:rPr>
           <w:b/>
@@ -302,12 +395,14 @@
           <w:lang w:val="es-ES"/>
         </w:rPr>
       </w:pPr>
+      <w:proofErr w:type="spellStart"/>
       <w:r>
         <w:rPr>
           <w:lang w:val="es-ES"/>
         </w:rPr>
         <w:t>Languages</w:t>
       </w:r>
+      <w:proofErr w:type="spellEnd"/>
       <w:r>
         <w:rPr>
           <w:lang w:val="es-ES"/>
@@ -342,7 +437,25 @@
           <w:bCs/>
           <w:lang w:val="es-ES"/>
         </w:rPr>
-        <w:t>{idioma} {/EtId}</w:t>
+        <w:t>{idioma} {/</w:t>
+      </w:r>
+      <w:proofErr w:type="spellStart"/>
+      <w:r>
+        <w:rPr>
+          <w:b/>
+          <w:bCs/>
+          <w:lang w:val="es-ES"/>
+        </w:rPr>
+        <w:t>EtId</w:t>
+      </w:r>
+      <w:proofErr w:type="spellEnd"/>
+      <w:r>
+        <w:rPr>
+          <w:b/>
+          <w:bCs/>
+          <w:lang w:val="es-ES"/>
+        </w:rPr>
+        <w:t>}</w:t>
       </w:r>
     </w:p>
     <w:p>
@@ -353,9 +466,19 @@
           <w:lang w:val="es-ES"/>
         </w:rPr>
       </w:pPr>
-      <w:r>
-        <w:t>Current residence</w:t>
-      </w:r>
+      <w:proofErr w:type="spellStart"/>
+      <w:r>
+        <w:t>Current</w:t>
+      </w:r>
+      <w:proofErr w:type="spellEnd"/>
+      <w:r>
+        <w:t xml:space="preserve"> </w:t>
+      </w:r>
+      <w:proofErr w:type="spellStart"/>
+      <w:r>
+        <w:t>residence</w:t>
+      </w:r>
+      <w:proofErr w:type="spellEnd"/>
       <w:r>
         <w:t xml:space="preserve">: </w:t>
       </w:r>
@@ -367,6 +490,7 @@
         </w:rPr>
         <w:t>{</w:t>
       </w:r>
+      <w:proofErr w:type="spellStart"/>
       <w:r>
         <w:rPr>
           <w:b/>
@@ -375,6 +499,7 @@
         </w:rPr>
         <w:t>EtRe</w:t>
       </w:r>
+      <w:proofErr w:type="spellEnd"/>
       <w:r>
         <w:rPr>
           <w:b/>
@@ -408,6 +533,7 @@
         </w:rPr>
         <w:t>{</w:t>
       </w:r>
+      <w:proofErr w:type="spellStart"/>
       <w:r>
         <w:rPr>
           <w:b/>
@@ -417,6 +543,7 @@
         </w:rPr>
         <w:t>EtEd</w:t>
       </w:r>
+      <w:proofErr w:type="spellEnd"/>
       <w:r>
         <w:rPr>
           <w:b/>
@@ -515,12 +642,14 @@
           <w:lang w:val="es-ES"/>
         </w:rPr>
       </w:pPr>
+      <w:proofErr w:type="spellStart"/>
       <w:r>
         <w:rPr>
           <w:lang w:val="es-ES"/>
         </w:rPr>
         <w:t>Degree</w:t>
       </w:r>
+      <w:proofErr w:type="spellEnd"/>
       <w:r>
         <w:rPr>
           <w:lang w:val="es-ES"/>
@@ -547,11 +676,19 @@
           <w:lang w:val="es-ES"/>
         </w:rPr>
       </w:pPr>
-      <w:r>
-        <w:rPr>
-          <w:lang w:val="es-ES"/>
-        </w:rPr>
-        <w:t>Start date</w:t>
+      <w:proofErr w:type="spellStart"/>
+      <w:r>
+        <w:rPr>
+          <w:lang w:val="es-ES"/>
+        </w:rPr>
+        <w:t>Start</w:t>
+      </w:r>
+      <w:proofErr w:type="spellEnd"/>
+      <w:r>
+        <w:rPr>
+          <w:lang w:val="es-ES"/>
+        </w:rPr>
+        <w:t xml:space="preserve"> date</w:t>
       </w:r>
       <w:r>
         <w:rPr>
@@ -565,7 +702,25 @@
           <w:bCs/>
           <w:lang w:val="es-ES"/>
         </w:rPr>
-        <w:t xml:space="preserve"> {fechaIni}</w:t>
+        <w:t xml:space="preserve"> {</w:t>
+      </w:r>
+      <w:proofErr w:type="spellStart"/>
+      <w:r>
+        <w:rPr>
+          <w:b/>
+          <w:bCs/>
+          <w:lang w:val="es-ES"/>
+        </w:rPr>
+        <w:t>fechaIni</w:t>
+      </w:r>
+      <w:proofErr w:type="spellEnd"/>
+      <w:r>
+        <w:rPr>
+          <w:b/>
+          <w:bCs/>
+          <w:lang w:val="es-ES"/>
+        </w:rPr>
+        <w:t>}</w:t>
       </w:r>
     </w:p>
     <w:p>
@@ -577,9 +732,11 @@
           <w:lang w:val="es-ES"/>
         </w:rPr>
       </w:pPr>
+      <w:proofErr w:type="spellStart"/>
       <w:r>
         <w:t>Generation</w:t>
       </w:r>
+      <w:proofErr w:type="spellEnd"/>
       <w:r>
         <w:rPr>
           <w:lang w:val="es-ES"/>
@@ -594,6 +751,7 @@
         </w:rPr>
         <w:t xml:space="preserve"> {</w:t>
       </w:r>
+      <w:proofErr w:type="spellStart"/>
       <w:r>
         <w:rPr>
           <w:b/>
@@ -603,6 +761,7 @@
         </w:rPr>
         <w:t>generacion</w:t>
       </w:r>
+      <w:proofErr w:type="spellEnd"/>
       <w:r>
         <w:rPr>
           <w:b/>
@@ -978,7 +1137,21 @@
               <w:rPr>
                 <w:lang w:val="es-ES"/>
               </w:rPr>
-              <w:t>{skill}</w:t>
+              <w:t>{</w:t>
+            </w:r>
+            <w:proofErr w:type="spellStart"/>
+            <w:r>
+              <w:rPr>
+                <w:lang w:val="es-ES"/>
+              </w:rPr>
+              <w:t>skill</w:t>
+            </w:r>
+            <w:proofErr w:type="spellEnd"/>
+            <w:r>
+              <w:rPr>
+                <w:lang w:val="es-ES"/>
+              </w:rPr>
+              <w:t>}</w:t>
             </w:r>
           </w:p>
           <w:p>
@@ -999,6 +1172,7 @@
     </w:tbl>
     <w:p>
       <w:pPr>
+        <w:keepNext/>
         <w:spacing w:before="240" w:after="0"/>
         <w:rPr>
           <w:b/>
@@ -1019,6 +1193,7 @@
     </w:p>
     <w:p>
       <w:pPr>
+        <w:keepNext/>
         <w:spacing w:after="0"/>
         <w:rPr>
           <w:b/>
@@ -1038,6 +1213,7 @@
     </w:p>
     <w:p>
       <w:pPr>
+        <w:keepNext/>
         <w:spacing w:after="0"/>
         <w:jc w:val="both"/>
       </w:pPr>
@@ -1059,6 +1235,7 @@
     </w:p>
     <w:p>
       <w:pPr>
+        <w:keepNext/>
         <w:spacing w:after="0"/>
         <w:jc w:val="both"/>
         <w:rPr>
@@ -1204,9 +1381,11 @@
         </w:rPr>
         <w:t>{</w:t>
       </w:r>
+      <w:proofErr w:type="spellStart"/>
       <w:r>
         <w:t>descripcion</w:t>
       </w:r>
+      <w:proofErr w:type="spellEnd"/>
       <w:r>
         <w:rPr>
           <w:lang w:val="es-ES"/>
@@ -1254,6 +1433,7 @@
     </w:p>
     <w:p>
       <w:pPr>
+        <w:keepNext/>
         <w:spacing w:after="0"/>
         <w:rPr>
           <w:b/>
@@ -1283,6 +1463,7 @@
     </w:p>
     <w:p>
       <w:pPr>
+        <w:keepNext/>
         <w:spacing w:after="0"/>
         <w:rPr>
           <w:b/>
@@ -1335,6 +1516,7 @@
           <w:bCs/>
         </w:rPr>
       </w:pPr>
+      <w:proofErr w:type="spellStart"/>
       <w:r>
         <w:rPr>
           <w:b/>
@@ -1343,6 +1525,7 @@
         <w:lastRenderedPageBreak/>
         <w:t>Organization</w:t>
       </w:r>
+      <w:proofErr w:type="spellEnd"/>
       <w:r>
         <w:rPr>
           <w:b/>
@@ -1355,7 +1538,23 @@
           <w:b/>
           <w:bCs/>
         </w:rPr>
-        <w:t>{organizacion}</w:t>
+        <w:t>{</w:t>
+      </w:r>
+      <w:proofErr w:type="spellStart"/>
+      <w:r>
+        <w:rPr>
+          <w:b/>
+          <w:bCs/>
+        </w:rPr>
+        <w:t>organizacion</w:t>
+      </w:r>
+      <w:proofErr w:type="spellEnd"/>
+      <w:r>
+        <w:rPr>
+          <w:b/>
+          <w:bCs/>
+        </w:rPr>
+        <w:t>}</w:t>
       </w:r>
     </w:p>
     <w:p>
@@ -1378,14 +1577,24 @@
         <w:spacing w:after="0"/>
         <w:jc w:val="both"/>
       </w:pPr>
+      <w:proofErr w:type="spellStart"/>
       <w:r>
         <w:t>Description</w:t>
       </w:r>
+      <w:proofErr w:type="spellEnd"/>
       <w:r>
         <w:t xml:space="preserve">: </w:t>
       </w:r>
       <w:r>
-        <w:t>{descripcion}</w:t>
+        <w:t>{</w:t>
+      </w:r>
+      <w:proofErr w:type="spellStart"/>
+      <w:r>
+        <w:t>descripcion</w:t>
+      </w:r>
+      <w:proofErr w:type="spellEnd"/>
+      <w:r>
+        <w:t>}</w:t>
       </w:r>
     </w:p>
     <w:p>
@@ -1393,9 +1602,11 @@
         <w:spacing w:after="0"/>
         <w:jc w:val="both"/>
       </w:pPr>
+      <w:proofErr w:type="spellStart"/>
       <w:r>
         <w:t>Entity</w:t>
       </w:r>
+      <w:proofErr w:type="spellEnd"/>
       <w:r>
         <w:t>: {entidad}</w:t>
       </w:r>
@@ -1404,8 +1615,13 @@
       <w:pPr>
         <w:jc w:val="both"/>
       </w:pPr>
-      <w:r>
-        <w:t xml:space="preserve">Study </w:t>
+      <w:proofErr w:type="spellStart"/>
+      <w:r>
+        <w:t>Study</w:t>
+      </w:r>
+      <w:proofErr w:type="spellEnd"/>
+      <w:r>
+        <w:t xml:space="preserve"> </w:t>
       </w:r>
       <w:r>
         <w:t>t</w:t>
@@ -1416,9 +1632,11 @@
       <w:r>
         <w:t>: {</w:t>
       </w:r>
+      <w:proofErr w:type="spellStart"/>
       <w:r>
         <w:t>tiempoEstudio</w:t>
       </w:r>
+      <w:proofErr w:type="spellEnd"/>
       <w:r>
         <w:t>}</w:t>
       </w:r>
@@ -1438,7 +1656,15 @@
         <w:jc w:val="both"/>
       </w:pPr>
       <w:r>
-        <w:t>{/tieneCursos}</w:t>
+        <w:t>{/</w:t>
+      </w:r>
+      <w:proofErr w:type="spellStart"/>
+      <w:r>
+        <w:t>tieneCursos</w:t>
+      </w:r>
+      <w:proofErr w:type="spellEnd"/>
+      <w:r>
+        <w:t>}</w:t>
       </w:r>
     </w:p>
     <w:p>
@@ -1457,6 +1683,7 @@
     </w:p>
     <w:p>
       <w:pPr>
+        <w:keepNext/>
         <w:spacing w:after="0"/>
         <w:rPr>
           <w:b/>
@@ -1486,6 +1713,7 @@
     </w:p>
     <w:p>
       <w:pPr>
+        <w:keepNext/>
         <w:spacing w:after="0"/>
         <w:rPr>
           <w:b/>
@@ -1513,7 +1741,15 @@
         <w:jc w:val="both"/>
       </w:pPr>
       <w:r>
-        <w:t>{/tieneComentarios}</w:t>
+        <w:t>{/</w:t>
+      </w:r>
+      <w:proofErr w:type="spellStart"/>
+      <w:r>
+        <w:t>tieneComentarios</w:t>
+      </w:r>
+      <w:proofErr w:type="spellEnd"/>
+      <w:r>
+        <w:t>}</w:t>
       </w:r>
     </w:p>
     <w:sectPr>

--- a/assets/PlantillaUnoColumnasEng.docx
+++ b/assets/PlantillaUnoColumnasEng.docx
@@ -1433,7 +1433,6 @@
     </w:p>
     <w:p>
       <w:pPr>
-        <w:keepNext/>
         <w:spacing w:after="0"/>
         <w:rPr>
           <w:b/>
@@ -1463,7 +1462,6 @@
     </w:p>
     <w:p>
       <w:pPr>
-        <w:keepNext/>
         <w:spacing w:after="0"/>
         <w:rPr>
           <w:b/>
@@ -1683,7 +1681,6 @@
     </w:p>
     <w:p>
       <w:pPr>
-        <w:keepNext/>
         <w:spacing w:after="0"/>
         <w:rPr>
           <w:b/>
@@ -1713,7 +1710,6 @@
     </w:p>
     <w:p>
       <w:pPr>
-        <w:keepNext/>
         <w:spacing w:after="0"/>
         <w:rPr>
           <w:b/>

--- a/assets/PlantillaUnoColumnasEng.docx
+++ b/assets/PlantillaUnoColumnasEng.docx
@@ -1172,8 +1172,19 @@
     </w:tbl>
     <w:p>
       <w:pPr>
+        <w:spacing w:after="0"/>
+        <w:rPr>
+          <w:b/>
+          <w:bCs/>
+          <w:color w:val="0070C0"/>
+          <w:lang w:val="es-ES"/>
+        </w:rPr>
+      </w:pPr>
+    </w:p>
+    <w:p>
+      <w:pPr>
         <w:keepNext/>
-        <w:spacing w:before="240" w:after="0"/>
+        <w:spacing w:after="0"/>
         <w:rPr>
           <w:b/>
           <w:bCs/>
